--- a/DISTINCT_Command.docx
+++ b/DISTINCT_Command.docx
@@ -5,7 +5,7 @@
     <w:p>
       <w:r>
         <w:pict w14:anchorId="635F8439">
-          <v:rect id="_x0000_i1133" style="width:0;height:1.5pt" o:hralign="center" o:hrstd="t" o:hr="t" fillcolor="#a0a0a0" stroked="f"/>
+          <v:rect id="_x0000_i1025" style="width:0;height:1.5pt" o:hralign="center" o:hrstd="t" o:hr="t" fillcolor="#a0a0a0" stroked="f"/>
         </w:pict>
       </w:r>
     </w:p>
@@ -255,7 +255,7 @@
     <w:p>
       <w:r>
         <w:pict w14:anchorId="626064AF">
-          <v:rect id="_x0000_i1134" style="width:0;height:1.5pt" o:hralign="center" o:hrstd="t" o:hr="t" fillcolor="#a0a0a0" stroked="f"/>
+          <v:rect id="_x0000_i1026" style="width:0;height:1.5pt" o:hralign="center" o:hrstd="t" o:hr="t" fillcolor="#a0a0a0" stroked="f"/>
         </w:pict>
       </w:r>
     </w:p>
@@ -620,7 +620,7 @@
     <w:p>
       <w:r>
         <w:pict w14:anchorId="27036F95">
-          <v:rect id="_x0000_i1135" style="width:0;height:1.5pt" o:hralign="center" o:hrstd="t" o:hr="t" fillcolor="#a0a0a0" stroked="f"/>
+          <v:rect id="_x0000_i1027" style="width:0;height:1.5pt" o:hralign="center" o:hrstd="t" o:hr="t" fillcolor="#a0a0a0" stroked="f"/>
         </w:pict>
       </w:r>
     </w:p>
@@ -707,29 +707,18 @@
     </w:p>
     <w:tbl>
       <w:tblPr>
+        <w:tblStyle w:val="TableGrid"/>
         <w:tblW w:w="0" w:type="auto"/>
-        <w:tblCellSpacing w:w="15" w:type="dxa"/>
-        <w:tblCellMar>
-          <w:top w:w="15" w:type="dxa"/>
-          <w:left w:w="15" w:type="dxa"/>
-          <w:bottom w:w="15" w:type="dxa"/>
-          <w:right w:w="15" w:type="dxa"/>
-        </w:tblCellMar>
         <w:tblLook w:val="04A0" w:firstRow="1" w:lastRow="0" w:firstColumn="1" w:lastColumn="0" w:noHBand="0" w:noVBand="1"/>
       </w:tblPr>
       <w:tblGrid>
-        <w:gridCol w:w="3142"/>
-        <w:gridCol w:w="2745"/>
+        <w:gridCol w:w="3283"/>
+        <w:gridCol w:w="2886"/>
       </w:tblGrid>
       <w:tr>
-        <w:trPr>
-          <w:tblHeader/>
-          <w:tblCellSpacing w:w="15" w:type="dxa"/>
-        </w:trPr>
         <w:tc>
           <w:tcPr>
             <w:tcW w:w="0" w:type="auto"/>
-            <w:vAlign w:val="center"/>
             <w:hideMark/>
           </w:tcPr>
           <w:p>
@@ -751,7 +740,6 @@
         <w:tc>
           <w:tcPr>
             <w:tcW w:w="0" w:type="auto"/>
-            <w:vAlign w:val="center"/>
             <w:hideMark/>
           </w:tcPr>
           <w:p>
@@ -772,13 +760,9 @@
         </w:tc>
       </w:tr>
       <w:tr>
-        <w:trPr>
-          <w:tblCellSpacing w:w="15" w:type="dxa"/>
-        </w:trPr>
         <w:tc>
           <w:tcPr>
             <w:tcW w:w="0" w:type="auto"/>
-            <w:vAlign w:val="center"/>
             <w:hideMark/>
           </w:tcPr>
           <w:p>
@@ -790,7 +774,6 @@
         <w:tc>
           <w:tcPr>
             <w:tcW w:w="0" w:type="auto"/>
-            <w:vAlign w:val="center"/>
             <w:hideMark/>
           </w:tcPr>
           <w:p>
@@ -801,13 +784,9 @@
         </w:tc>
       </w:tr>
       <w:tr>
-        <w:trPr>
-          <w:tblCellSpacing w:w="15" w:type="dxa"/>
-        </w:trPr>
         <w:tc>
           <w:tcPr>
             <w:tcW w:w="0" w:type="auto"/>
-            <w:vAlign w:val="center"/>
             <w:hideMark/>
           </w:tcPr>
           <w:p>
@@ -819,7 +798,6 @@
         <w:tc>
           <w:tcPr>
             <w:tcW w:w="0" w:type="auto"/>
-            <w:vAlign w:val="center"/>
             <w:hideMark/>
           </w:tcPr>
           <w:p>
@@ -833,7 +811,7 @@
     <w:p>
       <w:r>
         <w:pict w14:anchorId="49DC7115">
-          <v:rect id="_x0000_i1136" style="width:0;height:1.5pt" o:hralign="center" o:hrstd="t" o:hr="t" fillcolor="#a0a0a0" stroked="f"/>
+          <v:rect id="_x0000_i1028" style="width:0;height:1.5pt" o:hralign="center" o:hrstd="t" o:hr="t" fillcolor="#a0a0a0" stroked="f"/>
         </w:pict>
       </w:r>
     </w:p>
@@ -936,7 +914,7 @@
     <w:p>
       <w:r>
         <w:pict w14:anchorId="28EB172F">
-          <v:rect id="_x0000_i1137" style="width:0;height:1.5pt" o:hralign="center" o:hrstd="t" o:hr="t" fillcolor="#a0a0a0" stroked="f"/>
+          <v:rect id="_x0000_i1029" style="width:0;height:1.5pt" o:hralign="center" o:hrstd="t" o:hr="t" fillcolor="#a0a0a0" stroked="f"/>
         </w:pict>
       </w:r>
     </w:p>
@@ -991,7 +969,6 @@
         </w:numPr>
       </w:pPr>
       <w:r>
-        <w:lastRenderedPageBreak/>
         <w:t>MySQL</w:t>
       </w:r>
     </w:p>
@@ -1008,6 +985,7 @@
     </w:p>
     <w:p>
       <w:r>
+        <w:lastRenderedPageBreak/>
         <w:t>SELECT COUNT(DISTINCT customer_name, city)</w:t>
       </w:r>
       <w:r>
@@ -1065,7 +1043,7 @@
     <w:p>
       <w:r>
         <w:pict w14:anchorId="5DE536C5">
-          <v:rect id="_x0000_i1138" style="width:0;height:1.5pt" o:hralign="center" o:hrstd="t" o:hr="t" fillcolor="#a0a0a0" stroked="f"/>
+          <v:rect id="_x0000_i1030" style="width:0;height:1.5pt" o:hralign="center" o:hrstd="t" o:hr="t" fillcolor="#a0a0a0" stroked="f"/>
         </w:pict>
       </w:r>
     </w:p>
@@ -1097,14 +1075,14 @@
           <w:b/>
           <w:bCs/>
         </w:rPr>
-        <w:t>⃣</w:t>
-      </w:r>
-      <w:r>
-        <w:rPr>
-          <w:b/>
-          <w:bCs/>
-        </w:rPr>
-        <w:t xml:space="preserve"> DISTINCT with ORDER BY</w:t>
+        <w:t xml:space="preserve"> </w:t>
+      </w:r>
+      <w:r>
+        <w:rPr>
+          <w:b/>
+          <w:bCs/>
+        </w:rPr>
+        <w:t>DISTINCT with ORDER BY</w:t>
       </w:r>
     </w:p>
     <w:p>
@@ -1138,7 +1116,7 @@
     <w:p>
       <w:r>
         <w:pict w14:anchorId="3D731575">
-          <v:rect id="_x0000_i1139" style="width:0;height:1.5pt" o:hralign="center" o:hrstd="t" o:hr="t" fillcolor="#a0a0a0" stroked="f"/>
+          <v:rect id="_x0000_i1031" style="width:0;height:1.5pt" o:hralign="center" o:hrstd="t" o:hr="t" fillcolor="#a0a0a0" stroked="f"/>
         </w:pict>
       </w:r>
     </w:p>
@@ -1170,14 +1148,14 @@
           <w:b/>
           <w:bCs/>
         </w:rPr>
-        <w:t>⃣</w:t>
-      </w:r>
-      <w:r>
-        <w:rPr>
-          <w:b/>
-          <w:bCs/>
-        </w:rPr>
-        <w:t xml:space="preserve"> DISTINCT inside CASE</w:t>
+        <w:t xml:space="preserve"> </w:t>
+      </w:r>
+      <w:r>
+        <w:rPr>
+          <w:b/>
+          <w:bCs/>
+        </w:rPr>
+        <w:t>DISTINCT inside CASE</w:t>
       </w:r>
     </w:p>
     <w:p>
@@ -1213,7 +1191,7 @@
     <w:p>
       <w:r>
         <w:pict w14:anchorId="030B06F2">
-          <v:rect id="_x0000_i1140" style="width:0;height:1.5pt" o:hralign="center" o:hrstd="t" o:hr="t" fillcolor="#a0a0a0" stroked="f"/>
+          <v:rect id="_x0000_i1032" style="width:0;height:1.5pt" o:hralign="center" o:hrstd="t" o:hr="t" fillcolor="#a0a0a0" stroked="f"/>
         </w:pict>
       </w:r>
     </w:p>
@@ -1245,14 +1223,14 @@
           <w:b/>
           <w:bCs/>
         </w:rPr>
-        <w:t>⃣</w:t>
-      </w:r>
-      <w:r>
-        <w:rPr>
-          <w:b/>
-          <w:bCs/>
-        </w:rPr>
-        <w:t xml:space="preserve"> DISTINCT with JOIN (Very Common Mistake)</w:t>
+        <w:t xml:space="preserve"> </w:t>
+      </w:r>
+      <w:r>
+        <w:rPr>
+          <w:b/>
+          <w:bCs/>
+        </w:rPr>
+        <w:t>DISTINCT with JOIN (Very Common Mistake)</w:t>
       </w:r>
     </w:p>
     <w:p>
@@ -1277,258 +1255,243 @@
         <w:rPr>
           <w:rFonts w:ascii="Segoe UI Emoji" w:hAnsi="Segoe UI Emoji" w:cs="Segoe UI Emoji"/>
         </w:rPr>
+        <w:t>👉</w:t>
+      </w:r>
+      <w:r>
+        <w:t xml:space="preserve"> Used when JOIN creates duplicate rows.</w:t>
+      </w:r>
+    </w:p>
+    <w:p>
+      <w:r>
+        <w:rPr>
+          <w:rFonts w:ascii="Segoe UI Symbol" w:hAnsi="Segoe UI Symbol" w:cs="Segoe UI Symbol"/>
+        </w:rPr>
         <w:lastRenderedPageBreak/>
+        <w:t>⚠</w:t>
+      </w:r>
+      <w:r>
+        <w:t xml:space="preserve"> But this hides data issue sometimes.</w:t>
+      </w:r>
+    </w:p>
+    <w:p>
+      <w:r>
+        <w:t>Interview tip:</w:t>
+      </w:r>
+      <w:r>
+        <w:br/>
+        <w:t>Better to fix join logic instead of blindly using DISTINCT.</w:t>
+      </w:r>
+    </w:p>
+    <w:p>
+      <w:r>
+        <w:pict w14:anchorId="5916126F">
+          <v:rect id="_x0000_i1033" style="width:0;height:1.5pt" o:hralign="center" o:hrstd="t" o:hr="t" fillcolor="#a0a0a0" stroked="f"/>
+        </w:pict>
+      </w:r>
+    </w:p>
+    <w:p>
+      <w:pPr>
+        <w:rPr>
+          <w:b/>
+          <w:bCs/>
+        </w:rPr>
+      </w:pPr>
+      <w:r>
+        <w:rPr>
+          <w:rFonts w:ascii="Segoe UI Emoji" w:hAnsi="Segoe UI Emoji" w:cs="Segoe UI Emoji"/>
+          <w:b/>
+          <w:bCs/>
+        </w:rPr>
+        <w:t>🔥</w:t>
+      </w:r>
+      <w:r>
+        <w:rPr>
+          <w:b/>
+          <w:bCs/>
+        </w:rPr>
+        <w:t xml:space="preserve"> 9️</w:t>
+      </w:r>
+      <w:r>
+        <w:rPr>
+          <w:rFonts w:ascii="Segoe UI Symbol" w:hAnsi="Segoe UI Symbol" w:cs="Segoe UI Symbol"/>
+          <w:b/>
+          <w:bCs/>
+        </w:rPr>
+        <w:t xml:space="preserve"> </w:t>
+      </w:r>
+      <w:r>
+        <w:rPr>
+          <w:b/>
+          <w:bCs/>
+        </w:rPr>
+        <w:t>DISTINCT vs ROW_NUMBER (Advanced)</w:t>
+      </w:r>
+    </w:p>
+    <w:p>
+      <w:pPr>
+        <w:rPr>
+          <w:b/>
+          <w:bCs/>
+        </w:rPr>
+      </w:pPr>
+      <w:r>
+        <w:rPr>
+          <w:b/>
+          <w:bCs/>
+        </w:rPr>
+        <w:t>Using DISTINCT:</w:t>
+      </w:r>
+    </w:p>
+    <w:p>
+      <w:r>
+        <w:t>SELECT DISTINCT customer_name</w:t>
+      </w:r>
+      <w:r>
+        <w:br/>
+        <w:t>FROM customers;</w:t>
+      </w:r>
+    </w:p>
+    <w:p>
+      <w:r>
+        <w:t>You don’t control which row survives.</w:t>
+      </w:r>
+    </w:p>
+    <w:p>
+      <w:r>
+        <w:pict w14:anchorId="3ECDFFB9">
+          <v:rect id="_x0000_i1034" style="width:0;height:1.5pt" o:hralign="center" o:hrstd="t" o:hr="t" fillcolor="#a0a0a0" stroked="f"/>
+        </w:pict>
+      </w:r>
+    </w:p>
+    <w:p>
+      <w:pPr>
+        <w:rPr>
+          <w:b/>
+          <w:bCs/>
+        </w:rPr>
+      </w:pPr>
+      <w:r>
+        <w:rPr>
+          <w:b/>
+          <w:bCs/>
+        </w:rPr>
+        <w:t>Using ROW_NUMBER:</w:t>
+      </w:r>
+    </w:p>
+    <w:p>
+      <w:r>
+        <w:t>WITH cte AS (</w:t>
+      </w:r>
+      <w:r>
+        <w:br/>
+        <w:t xml:space="preserve">    SELECT *,</w:t>
+      </w:r>
+      <w:r>
+        <w:br/>
+        <w:t xml:space="preserve">           ROW_NUMBER() OVER (</w:t>
+      </w:r>
+      <w:r>
+        <w:br/>
+        <w:t xml:space="preserve">               PARTITION BY customer_name</w:t>
+      </w:r>
+      <w:r>
+        <w:br/>
+        <w:t xml:space="preserve">               ORDER BY created_date DESC</w:t>
+      </w:r>
+      <w:r>
+        <w:br/>
+        <w:t xml:space="preserve">           ) AS rn</w:t>
+      </w:r>
+      <w:r>
+        <w:br/>
+        <w:t xml:space="preserve">    FROM customers</w:t>
+      </w:r>
+      <w:r>
+        <w:br/>
+        <w:t>)</w:t>
+      </w:r>
+      <w:r>
+        <w:br/>
+        <w:t>SELECT *</w:t>
+      </w:r>
+      <w:r>
+        <w:br/>
+        <w:t>FROM cte</w:t>
+      </w:r>
+      <w:r>
+        <w:br/>
+        <w:t>WHERE rn = 1;</w:t>
+      </w:r>
+    </w:p>
+    <w:p>
+      <w:r>
+        <w:rPr>
+          <w:rFonts w:ascii="Segoe UI Emoji" w:hAnsi="Segoe UI Emoji" w:cs="Segoe UI Emoji"/>
+        </w:rPr>
         <w:t>👉</w:t>
       </w:r>
       <w:r>
-        <w:t xml:space="preserve"> Used when JOIN creates duplicate rows.</w:t>
-      </w:r>
-    </w:p>
-    <w:p>
+        <w:t xml:space="preserve"> You control which duplicate to keep.</w:t>
+      </w:r>
+    </w:p>
+    <w:p>
+      <w:r>
+        <w:t xml:space="preserve">This is </w:t>
+      </w:r>
+      <w:r>
+        <w:rPr>
+          <w:b/>
+          <w:bCs/>
+        </w:rPr>
+        <w:t>production best practice</w:t>
+      </w:r>
+      <w:r>
+        <w:t>.</w:t>
+      </w:r>
+    </w:p>
+    <w:p>
+      <w:r>
+        <w:pict w14:anchorId="7FD82D0D">
+          <v:rect id="_x0000_i1035" style="width:0;height:1.5pt" o:hralign="center" o:hrstd="t" o:hr="t" fillcolor="#a0a0a0" stroked="f"/>
+        </w:pict>
+      </w:r>
+    </w:p>
+    <w:p>
+      <w:pPr>
+        <w:rPr>
+          <w:b/>
+          <w:bCs/>
+        </w:rPr>
+      </w:pPr>
+      <w:r>
+        <w:rPr>
+          <w:rFonts w:ascii="Segoe UI Emoji" w:hAnsi="Segoe UI Emoji" w:cs="Segoe UI Emoji"/>
+          <w:b/>
+          <w:bCs/>
+        </w:rPr>
+        <w:t>🔥</w:t>
+      </w:r>
+      <w:r>
+        <w:rPr>
+          <w:b/>
+          <w:bCs/>
+        </w:rPr>
+        <w:t xml:space="preserve"> 1️</w:t>
+      </w:r>
       <w:r>
         <w:rPr>
           <w:rFonts w:ascii="Segoe UI Symbol" w:hAnsi="Segoe UI Symbol" w:cs="Segoe UI Symbol"/>
-        </w:rPr>
-        <w:t>⚠</w:t>
-      </w:r>
-      <w:r>
-        <w:t xml:space="preserve"> But this hides data issue sometimes.</w:t>
-      </w:r>
-    </w:p>
-    <w:p>
-      <w:r>
-        <w:t>Interview tip:</w:t>
-      </w:r>
-      <w:r>
-        <w:br/>
-        <w:t>Better to fix join logic instead of blindly using DISTINCT.</w:t>
-      </w:r>
-    </w:p>
-    <w:p>
-      <w:r>
-        <w:pict w14:anchorId="5916126F">
-          <v:rect id="_x0000_i1141" style="width:0;height:1.5pt" o:hralign="center" o:hrstd="t" o:hr="t" fillcolor="#a0a0a0" stroked="f"/>
-        </w:pict>
-      </w:r>
-    </w:p>
-    <w:p>
-      <w:pPr>
-        <w:rPr>
-          <w:b/>
-          <w:bCs/>
-        </w:rPr>
-      </w:pPr>
-      <w:r>
-        <w:rPr>
-          <w:rFonts w:ascii="Segoe UI Emoji" w:hAnsi="Segoe UI Emoji" w:cs="Segoe UI Emoji"/>
-          <w:b/>
-          <w:bCs/>
-        </w:rPr>
-        <w:t>🔥</w:t>
-      </w:r>
-      <w:r>
-        <w:rPr>
-          <w:b/>
-          <w:bCs/>
-        </w:rPr>
-        <w:t xml:space="preserve"> 9️</w:t>
-      </w:r>
-      <w:r>
-        <w:rPr>
-          <w:rFonts w:ascii="Segoe UI Symbol" w:hAnsi="Segoe UI Symbol" w:cs="Segoe UI Symbol"/>
-          <w:b/>
-          <w:bCs/>
-        </w:rPr>
-        <w:t>⃣</w:t>
-      </w:r>
-      <w:r>
-        <w:rPr>
-          <w:b/>
-          <w:bCs/>
-        </w:rPr>
-        <w:t xml:space="preserve"> DISTINCT vs ROW_NUMBER (Advanced)</w:t>
-      </w:r>
-    </w:p>
-    <w:p>
-      <w:pPr>
-        <w:rPr>
-          <w:b/>
-          <w:bCs/>
-        </w:rPr>
-      </w:pPr>
-      <w:r>
-        <w:rPr>
-          <w:b/>
-          <w:bCs/>
-        </w:rPr>
-        <w:t>Using DISTINCT:</w:t>
-      </w:r>
-    </w:p>
-    <w:p>
-      <w:r>
-        <w:t>SELECT DISTINCT customer_name</w:t>
-      </w:r>
-      <w:r>
-        <w:br/>
-        <w:t>FROM customers;</w:t>
-      </w:r>
-    </w:p>
-    <w:p>
-      <w:r>
-        <w:t>You don’t control which row survives.</w:t>
-      </w:r>
-    </w:p>
-    <w:p>
-      <w:r>
-        <w:pict w14:anchorId="3ECDFFB9">
-          <v:rect id="_x0000_i1142" style="width:0;height:1.5pt" o:hralign="center" o:hrstd="t" o:hr="t" fillcolor="#a0a0a0" stroked="f"/>
-        </w:pict>
-      </w:r>
-    </w:p>
-    <w:p>
-      <w:pPr>
-        <w:rPr>
-          <w:b/>
-          <w:bCs/>
-        </w:rPr>
-      </w:pPr>
-      <w:r>
-        <w:rPr>
-          <w:b/>
-          <w:bCs/>
-        </w:rPr>
-        <w:t>Using ROW_NUMBER:</w:t>
-      </w:r>
-    </w:p>
-    <w:p>
-      <w:r>
-        <w:t>WITH cte AS (</w:t>
-      </w:r>
-      <w:r>
-        <w:br/>
-        <w:t xml:space="preserve">    SELECT *,</w:t>
-      </w:r>
-      <w:r>
-        <w:br/>
-        <w:t xml:space="preserve">           ROW_NUMBER() OVER (</w:t>
-      </w:r>
-      <w:r>
-        <w:br/>
-        <w:t xml:space="preserve">               PARTITION BY customer_name</w:t>
-      </w:r>
-      <w:r>
-        <w:br/>
-        <w:t xml:space="preserve">               ORDER BY created_date DESC</w:t>
-      </w:r>
-      <w:r>
-        <w:br/>
-        <w:t xml:space="preserve">           ) AS rn</w:t>
-      </w:r>
-      <w:r>
-        <w:br/>
-        <w:t xml:space="preserve">    FROM customers</w:t>
-      </w:r>
-      <w:r>
-        <w:br/>
-        <w:t>)</w:t>
-      </w:r>
-      <w:r>
-        <w:br/>
-        <w:t>SELECT *</w:t>
-      </w:r>
-      <w:r>
-        <w:br/>
-        <w:t>FROM cte</w:t>
-      </w:r>
-      <w:r>
-        <w:br/>
-        <w:t>WHERE rn = 1;</w:t>
-      </w:r>
-    </w:p>
-    <w:p>
-      <w:r>
-        <w:rPr>
-          <w:rFonts w:ascii="Segoe UI Emoji" w:hAnsi="Segoe UI Emoji" w:cs="Segoe UI Emoji"/>
-        </w:rPr>
-        <w:t>👉</w:t>
-      </w:r>
-      <w:r>
-        <w:t xml:space="preserve"> You control which duplicate to keep.</w:t>
-      </w:r>
-    </w:p>
-    <w:p>
-      <w:r>
-        <w:t xml:space="preserve">This is </w:t>
-      </w:r>
-      <w:r>
-        <w:rPr>
-          <w:b/>
-          <w:bCs/>
-        </w:rPr>
-        <w:t>production best practice</w:t>
-      </w:r>
-      <w:r>
-        <w:t>.</w:t>
-      </w:r>
-    </w:p>
-    <w:p>
-      <w:r>
-        <w:pict w14:anchorId="7FD82D0D">
-          <v:rect id="_x0000_i1143" style="width:0;height:1.5pt" o:hralign="center" o:hrstd="t" o:hr="t" fillcolor="#a0a0a0" stroked="f"/>
-        </w:pict>
-      </w:r>
-    </w:p>
-    <w:p>
-      <w:pPr>
-        <w:rPr>
-          <w:b/>
-          <w:bCs/>
-        </w:rPr>
-      </w:pPr>
-      <w:r>
-        <w:rPr>
-          <w:rFonts w:ascii="Segoe UI Emoji" w:hAnsi="Segoe UI Emoji" w:cs="Segoe UI Emoji"/>
-          <w:b/>
-          <w:bCs/>
-        </w:rPr>
-        <w:t>🔥</w:t>
-      </w:r>
-      <w:r>
-        <w:rPr>
-          <w:b/>
-          <w:bCs/>
-        </w:rPr>
-        <w:t xml:space="preserve"> 1️</w:t>
-      </w:r>
-      <w:r>
-        <w:rPr>
-          <w:rFonts w:ascii="Segoe UI Symbol" w:hAnsi="Segoe UI Symbol" w:cs="Segoe UI Symbol"/>
-          <w:b/>
-          <w:bCs/>
-        </w:rPr>
-        <w:t>⃣</w:t>
-      </w:r>
-      <w:r>
-        <w:rPr>
-          <w:b/>
-          <w:bCs/>
-        </w:rPr>
-        <w:t>0️</w:t>
-      </w:r>
-      <w:r>
-        <w:rPr>
-          <w:rFonts w:ascii="Segoe UI Symbol" w:hAnsi="Segoe UI Symbol" w:cs="Segoe UI Symbol"/>
-          <w:b/>
-          <w:bCs/>
-        </w:rPr>
-        <w:t>⃣</w:t>
-      </w:r>
-      <w:r>
-        <w:rPr>
-          <w:b/>
-          <w:bCs/>
-        </w:rPr>
-        <w:t xml:space="preserve"> DISTINCT with NULL values</w:t>
+          <w:b/>
+          <w:bCs/>
+        </w:rPr>
+        <w:t xml:space="preserve">0 </w:t>
+      </w:r>
+      <w:r>
+        <w:rPr>
+          <w:b/>
+          <w:bCs/>
+        </w:rPr>
+        <w:t>DISTINCT with NULL values</w:t>
       </w:r>
     </w:p>
     <w:p>
@@ -1584,7 +1547,6 @@
                 <w:b/>
                 <w:bCs/>
               </w:rPr>
-              <w:lastRenderedPageBreak/>
               <w:t>name</w:t>
             </w:r>
           </w:p>
@@ -1619,6 +1581,7 @@
           </w:tcPr>
           <w:p>
             <w:r>
+              <w:lastRenderedPageBreak/>
               <w:t>NULL</w:t>
             </w:r>
           </w:p>
@@ -1733,7 +1696,7 @@
     <w:p>
       <w:r>
         <w:pict w14:anchorId="23454B8D">
-          <v:rect id="_x0000_i1144" style="width:0;height:1.5pt" o:hralign="center" o:hrstd="t" o:hr="t" fillcolor="#a0a0a0" stroked="f"/>
+          <v:rect id="_x0000_i1036" style="width:0;height:1.5pt" o:hralign="center" o:hrstd="t" o:hr="t" fillcolor="#a0a0a0" stroked="f"/>
         </w:pict>
       </w:r>
     </w:p>
@@ -1765,34 +1728,89 @@
           <w:b/>
           <w:bCs/>
         </w:rPr>
-        <w:t>⃣</w:t>
-      </w:r>
-      <w:r>
-        <w:rPr>
-          <w:b/>
-          <w:bCs/>
-        </w:rPr>
-        <w:t>1️</w:t>
-      </w:r>
+        <w:t xml:space="preserve">1 </w:t>
+      </w:r>
+      <w:r>
+        <w:rPr>
+          <w:b/>
+          <w:bCs/>
+        </w:rPr>
+        <w:t>DISTINCT on All Columns</w:t>
+      </w:r>
+    </w:p>
+    <w:p>
+      <w:r>
+        <w:t>SELECT DISTINCT *</w:t>
+      </w:r>
+      <w:r>
+        <w:br/>
+        <w:t>FROM customers;</w:t>
+      </w:r>
+    </w:p>
+    <w:p>
+      <w:r>
+        <w:t>Removes completely duplicate rows.</w:t>
+      </w:r>
+    </w:p>
+    <w:p>
       <w:r>
         <w:rPr>
           <w:rFonts w:ascii="Segoe UI Symbol" w:hAnsi="Segoe UI Symbol" w:cs="Segoe UI Symbol"/>
-          <w:b/>
-          <w:bCs/>
-        </w:rPr>
-        <w:t>⃣</w:t>
-      </w:r>
-      <w:r>
-        <w:rPr>
-          <w:b/>
-          <w:bCs/>
-        </w:rPr>
-        <w:t xml:space="preserve"> DISTINCT on All Columns</w:t>
-      </w:r>
-    </w:p>
-    <w:p>
-      <w:r>
-        <w:t>SELECT DISTINCT *</w:t>
+        </w:rPr>
+        <w:t>⚠</w:t>
+      </w:r>
+      <w:r>
+        <w:t xml:space="preserve"> Expensive operation on big tables.</w:t>
+      </w:r>
+    </w:p>
+    <w:p>
+      <w:r>
+        <w:pict w14:anchorId="34703591">
+          <v:rect id="_x0000_i1037" style="width:0;height:1.5pt" o:hralign="center" o:hrstd="t" o:hr="t" fillcolor="#a0a0a0" stroked="f"/>
+        </w:pict>
+      </w:r>
+    </w:p>
+    <w:p>
+      <w:pPr>
+        <w:rPr>
+          <w:b/>
+          <w:bCs/>
+        </w:rPr>
+      </w:pPr>
+      <w:r>
+        <w:rPr>
+          <w:rFonts w:ascii="Segoe UI Emoji" w:hAnsi="Segoe UI Emoji" w:cs="Segoe UI Emoji"/>
+          <w:b/>
+          <w:bCs/>
+        </w:rPr>
+        <w:t>🔥</w:t>
+      </w:r>
+      <w:r>
+        <w:rPr>
+          <w:b/>
+          <w:bCs/>
+        </w:rPr>
+        <w:t xml:space="preserve"> 1️</w:t>
+      </w:r>
+      <w:r>
+        <w:rPr>
+          <w:rFonts w:ascii="Segoe UI Symbol" w:hAnsi="Segoe UI Symbol" w:cs="Segoe UI Symbol"/>
+          <w:b/>
+          <w:bCs/>
+        </w:rPr>
+        <w:t xml:space="preserve">2 </w:t>
+      </w:r>
+      <w:r>
+        <w:rPr>
+          <w:b/>
+          <w:bCs/>
+        </w:rPr>
+        <w:t>DISTINCT in Databricks / Spark SQL</w:t>
+      </w:r>
+    </w:p>
+    <w:p>
+      <w:r>
+        <w:t>SELECT DISTINCT customer_name</w:t>
       </w:r>
       <w:r>
         <w:br/>
@@ -1801,91 +1819,6 @@
     </w:p>
     <w:p>
       <w:r>
-        <w:t>Removes completely duplicate rows.</w:t>
-      </w:r>
-    </w:p>
-    <w:p>
-      <w:r>
-        <w:rPr>
-          <w:rFonts w:ascii="Segoe UI Symbol" w:hAnsi="Segoe UI Symbol" w:cs="Segoe UI Symbol"/>
-        </w:rPr>
-        <w:t>⚠</w:t>
-      </w:r>
-      <w:r>
-        <w:t xml:space="preserve"> Expensive operation on big tables.</w:t>
-      </w:r>
-    </w:p>
-    <w:p>
-      <w:r>
-        <w:pict w14:anchorId="34703591">
-          <v:rect id="_x0000_i1145" style="width:0;height:1.5pt" o:hralign="center" o:hrstd="t" o:hr="t" fillcolor="#a0a0a0" stroked="f"/>
-        </w:pict>
-      </w:r>
-    </w:p>
-    <w:p>
-      <w:pPr>
-        <w:rPr>
-          <w:b/>
-          <w:bCs/>
-        </w:rPr>
-      </w:pPr>
-      <w:r>
-        <w:rPr>
-          <w:rFonts w:ascii="Segoe UI Emoji" w:hAnsi="Segoe UI Emoji" w:cs="Segoe UI Emoji"/>
-          <w:b/>
-          <w:bCs/>
-        </w:rPr>
-        <w:t>🔥</w:t>
-      </w:r>
-      <w:r>
-        <w:rPr>
-          <w:b/>
-          <w:bCs/>
-        </w:rPr>
-        <w:t xml:space="preserve"> 1️</w:t>
-      </w:r>
-      <w:r>
-        <w:rPr>
-          <w:rFonts w:ascii="Segoe UI Symbol" w:hAnsi="Segoe UI Symbol" w:cs="Segoe UI Symbol"/>
-          <w:b/>
-          <w:bCs/>
-        </w:rPr>
-        <w:t>⃣</w:t>
-      </w:r>
-      <w:r>
-        <w:rPr>
-          <w:b/>
-          <w:bCs/>
-        </w:rPr>
-        <w:t>2️</w:t>
-      </w:r>
-      <w:r>
-        <w:rPr>
-          <w:rFonts w:ascii="Segoe UI Symbol" w:hAnsi="Segoe UI Symbol" w:cs="Segoe UI Symbol"/>
-          <w:b/>
-          <w:bCs/>
-        </w:rPr>
-        <w:t>⃣</w:t>
-      </w:r>
-      <w:r>
-        <w:rPr>
-          <w:b/>
-          <w:bCs/>
-        </w:rPr>
-        <w:t xml:space="preserve"> DISTINCT in Databricks / Spark SQL</w:t>
-      </w:r>
-    </w:p>
-    <w:p>
-      <w:r>
-        <w:t>SELECT DISTINCT customer_name</w:t>
-      </w:r>
-      <w:r>
-        <w:br/>
-        <w:t>FROM customers;</w:t>
-      </w:r>
-    </w:p>
-    <w:p>
-      <w:r>
         <w:t>or</w:t>
       </w:r>
     </w:p>
@@ -1915,7 +1848,7 @@
     <w:p>
       <w:r>
         <w:pict w14:anchorId="4FC3D13E">
-          <v:rect id="_x0000_i1146" style="width:0;height:1.5pt" o:hralign="center" o:hrstd="t" o:hr="t" fillcolor="#a0a0a0" stroked="f"/>
+          <v:rect id="_x0000_i1038" style="width:0;height:1.5pt" o:hralign="center" o:hrstd="t" o:hr="t" fillcolor="#a0a0a0" stroked="f"/>
         </w:pict>
       </w:r>
     </w:p>
@@ -1985,7 +1918,6 @@
         </w:numPr>
       </w:pPr>
       <w:r>
-        <w:lastRenderedPageBreak/>
         <w:t>Uses sorting or hashing internally</w:t>
       </w:r>
     </w:p>
@@ -1997,6 +1929,7 @@
         </w:numPr>
       </w:pPr>
       <w:r>
+        <w:lastRenderedPageBreak/>
         <w:t>Expensive on large datasets</w:t>
       </w:r>
     </w:p>
@@ -2052,7 +1985,7 @@
     <w:p>
       <w:r>
         <w:pict w14:anchorId="263F2200">
-          <v:rect id="_x0000_i1147" style="width:0;height:1.5pt" o:hralign="center" o:hrstd="t" o:hr="t" fillcolor="#a0a0a0" stroked="f"/>
+          <v:rect id="_x0000_i1039" style="width:0;height:1.5pt" o:hralign="center" o:hrstd="t" o:hr="t" fillcolor="#a0a0a0" stroked="f"/>
         </w:pict>
       </w:r>
     </w:p>
@@ -2147,7 +2080,7 @@
     <w:p>
       <w:r>
         <w:pict w14:anchorId="5F0811BF">
-          <v:rect id="_x0000_i1148" style="width:0;height:1.5pt" o:hralign="center" o:hrstd="t" o:hr="t" fillcolor="#a0a0a0" stroked="f"/>
+          <v:rect id="_x0000_i1040" style="width:0;height:1.5pt" o:hralign="center" o:hrstd="t" o:hr="t" fillcolor="#a0a0a0" stroked="f"/>
         </w:pict>
       </w:r>
     </w:p>
@@ -2235,7 +2168,7 @@
     <w:p>
       <w:r>
         <w:pict w14:anchorId="539DAB9F">
-          <v:rect id="_x0000_i1149" style="width:0;height:1.5pt" o:hralign="center" o:hrstd="t" o:hr="t" fillcolor="#a0a0a0" stroked="f"/>
+          <v:rect id="_x0000_i1041" style="width:0;height:1.5pt" o:hralign="center" o:hrstd="t" o:hr="t" fillcolor="#a0a0a0" stroked="f"/>
         </w:pict>
       </w:r>
     </w:p>
@@ -2326,7 +2259,7 @@
     <w:p>
       <w:r>
         <w:pict w14:anchorId="62CDC76E">
-          <v:rect id="_x0000_i1150" style="width:0;height:1.5pt" o:hralign="center" o:hrstd="t" o:hr="t" fillcolor="#a0a0a0" stroked="f"/>
+          <v:rect id="_x0000_i1042" style="width:0;height:1.5pt" o:hralign="center" o:hrstd="t" o:hr="t" fillcolor="#a0a0a0" stroked="f"/>
         </w:pict>
       </w:r>
     </w:p>
@@ -2366,7 +2299,6 @@
         </w:numPr>
       </w:pPr>
       <w:r>
-        <w:lastRenderedPageBreak/>
         <w:t>Remove duplicate rows</w:t>
       </w:r>
     </w:p>
@@ -2378,6 +2310,7 @@
         </w:numPr>
       </w:pPr>
       <w:r>
+        <w:lastRenderedPageBreak/>
         <w:t>Count unique values</w:t>
       </w:r>
     </w:p>
@@ -2483,7 +2416,7 @@
     <w:p>
       <w:r>
         <w:pict w14:anchorId="7A9F0C91">
-          <v:rect id="_x0000_i1217" style="width:0;height:1.5pt" o:hralign="center" o:hrstd="t" o:hr="t" fillcolor="#a0a0a0" stroked="f"/>
+          <v:rect id="_x0000_i1043" style="width:0;height:1.5pt" o:hralign="center" o:hrstd="t" o:hr="t" fillcolor="#a0a0a0" stroked="f"/>
         </w:pict>
       </w:r>
     </w:p>
@@ -2541,7 +2474,7 @@
     <w:p>
       <w:r>
         <w:pict w14:anchorId="42B206C5">
-          <v:rect id="_x0000_i1218" style="width:0;height:1.5pt" o:hralign="center" o:hrstd="t" o:hr="t" fillcolor="#a0a0a0" stroked="f"/>
+          <v:rect id="_x0000_i1044" style="width:0;height:1.5pt" o:hralign="center" o:hrstd="t" o:hr="t" fillcolor="#a0a0a0" stroked="f"/>
         </w:pict>
       </w:r>
     </w:p>
@@ -2631,7 +2564,7 @@
     <w:p>
       <w:r>
         <w:pict w14:anchorId="42BA8337">
-          <v:rect id="_x0000_i1219" style="width:0;height:1.5pt" o:hralign="center" o:hrstd="t" o:hr="t" fillcolor="#a0a0a0" stroked="f"/>
+          <v:rect id="_x0000_i1045" style="width:0;height:1.5pt" o:hralign="center" o:hrstd="t" o:hr="t" fillcolor="#a0a0a0" stroked="f"/>
         </w:pict>
       </w:r>
     </w:p>
@@ -2648,19 +2581,19 @@
           <w:b/>
           <w:bCs/>
         </w:rPr>
+        <w:t>🔥</w:t>
+      </w:r>
+      <w:r>
+        <w:rPr>
+          <w:b/>
+          <w:bCs/>
+        </w:rPr>
+        <w:t xml:space="preserve"> Important Concept (Very Common Interview Trick)</w:t>
+      </w:r>
+    </w:p>
+    <w:p>
+      <w:r>
         <w:lastRenderedPageBreak/>
-        <w:t>🔥</w:t>
-      </w:r>
-      <w:r>
-        <w:rPr>
-          <w:b/>
-          <w:bCs/>
-        </w:rPr>
-        <w:t xml:space="preserve"> Important Concept (Very Common Interview Trick)</w:t>
-      </w:r>
-    </w:p>
-    <w:p>
-      <w:r>
         <w:t>When you write:</w:t>
       </w:r>
     </w:p>
@@ -2698,7 +2631,7 @@
     <w:p>
       <w:r>
         <w:pict w14:anchorId="0848B20C">
-          <v:rect id="_x0000_i1220" style="width:0;height:1.5pt" o:hralign="center" o:hrstd="t" o:hr="t" fillcolor="#a0a0a0" stroked="f"/>
+          <v:rect id="_x0000_i1046" style="width:0;height:1.5pt" o:hralign="center" o:hrstd="t" o:hr="t" fillcolor="#a0a0a0" stroked="f"/>
         </w:pict>
       </w:r>
     </w:p>
@@ -2994,7 +2927,7 @@
     <w:p>
       <w:r>
         <w:pict w14:anchorId="67E31A66">
-          <v:rect id="_x0000_i1221" style="width:0;height:1.5pt" o:hralign="center" o:hrstd="t" o:hr="t" fillcolor="#a0a0a0" stroked="f"/>
+          <v:rect id="_x0000_i1047" style="width:0;height:1.5pt" o:hralign="center" o:hrstd="t" o:hr="t" fillcolor="#a0a0a0" stroked="f"/>
         </w:pict>
       </w:r>
     </w:p>
@@ -3065,7 +2998,7 @@
     <w:p>
       <w:r>
         <w:pict w14:anchorId="0E78A30F">
-          <v:rect id="_x0000_i1222" style="width:0;height:1.5pt" o:hralign="center" o:hrstd="t" o:hr="t" fillcolor="#a0a0a0" stroked="f"/>
+          <v:rect id="_x0000_i1048" style="width:0;height:1.5pt" o:hralign="center" o:hrstd="t" o:hr="t" fillcolor="#a0a0a0" stroked="f"/>
         </w:pict>
       </w:r>
     </w:p>
@@ -3163,7 +3096,7 @@
     <w:p>
       <w:r>
         <w:pict w14:anchorId="45142E6C">
-          <v:rect id="_x0000_i1223" style="width:0;height:1.5pt" o:hralign="center" o:hrstd="t" o:hr="t" fillcolor="#a0a0a0" stroked="f"/>
+          <v:rect id="_x0000_i1049" style="width:0;height:1.5pt" o:hralign="center" o:hrstd="t" o:hr="t" fillcolor="#a0a0a0" stroked="f"/>
         </w:pict>
       </w:r>
     </w:p>
@@ -3286,7 +3219,7 @@
     <w:p>
       <w:r>
         <w:pict w14:anchorId="3245B303">
-          <v:rect id="_x0000_i1224" style="width:0;height:1.5pt" o:hralign="center" o:hrstd="t" o:hr="t" fillcolor="#a0a0a0" stroked="f"/>
+          <v:rect id="_x0000_i1050" style="width:0;height:1.5pt" o:hralign="center" o:hrstd="t" o:hr="t" fillcolor="#a0a0a0" stroked="f"/>
         </w:pict>
       </w:r>
     </w:p>
@@ -4932,6 +4865,7 @@
   <w:style w:type="character" w:default="1" w:styleId="DefaultParagraphFont">
     <w:name w:val="Default Paragraph Font"/>
     <w:uiPriority w:val="1"/>
+    <w:semiHidden/>
     <w:unhideWhenUsed/>
   </w:style>
   <w:style w:type="table" w:default="1" w:styleId="TableNormal">
